--- a/ethics/Project 2022_HE000239/2022_HE000239 - PIS Paid.docx
+++ b/ethics/Project 2022_HE000239/2022_HE000239 - PIS Paid.docx
@@ -641,7 +641,7 @@
           <w:sz w:val="24"/>
           <w:szCs w:val="24"/>
         </w:rPr>
-        <w:t xml:space="preserve">Dr Kit Double, Research </w:t>
+        <w:t xml:space="preserve">Dr Kit Double, </w:t>
       </w:r>
       <w:r>
         <w:rPr>
@@ -649,7 +649,7 @@
           <w:sz w:val="24"/>
           <w:szCs w:val="24"/>
         </w:rPr>
-        <w:t>Fellow</w:t>
+        <w:t>Senior Lecturer</w:t>
       </w:r>
       <w:r>
         <w:rPr>
@@ -697,7 +697,7 @@
           <w:sz w:val="24"/>
           <w:szCs w:val="24"/>
         </w:rPr>
-        <w:t xml:space="preserve">Associate Professor Carolyn MacCann, School of Psychology, </w:t>
+        <w:t xml:space="preserve">Professor Carolyn MacCann, School of Psychology, </w:t>
       </w:r>
       <w:r>
         <w:rPr>
@@ -737,7 +737,15 @@
           <w:sz w:val="24"/>
           <w:szCs w:val="24"/>
         </w:rPr>
-        <w:t xml:space="preserve">Dr Rebecca Pinkus, Senior lecturer, School of Psychology, </w:t>
+        <w:t>A/Prof</w:t>
+      </w:r>
+      <w:r>
+        <w:rPr>
+          <w:color w:val="000000" w:themeColor="text1"/>
+          <w:sz w:val="24"/>
+          <w:szCs w:val="24"/>
+        </w:rPr>
+        <w:t xml:space="preserve"> Rebecca Pinkus, School of Psychology, </w:t>
       </w:r>
       <w:r>
         <w:rPr>
@@ -777,7 +785,23 @@
           <w:sz w:val="24"/>
           <w:szCs w:val="24"/>
         </w:rPr>
-        <w:t xml:space="preserve">Ms Sarah Walker, PhD Student, School of Psychology, </w:t>
+        <w:t xml:space="preserve">Ms </w:t>
+      </w:r>
+      <w:r>
+        <w:rPr>
+          <w:color w:val="000000" w:themeColor="text1"/>
+          <w:sz w:val="24"/>
+          <w:szCs w:val="24"/>
+        </w:rPr>
+        <w:t>Mariya Bartosh</w:t>
+      </w:r>
+      <w:r>
+        <w:rPr>
+          <w:color w:val="000000" w:themeColor="text1"/>
+          <w:sz w:val="24"/>
+          <w:szCs w:val="24"/>
+        </w:rPr>
+        <w:t xml:space="preserve">, PhD Student, School of Psychology, </w:t>
       </w:r>
       <w:r>
         <w:rPr>
@@ -833,45 +857,37 @@
           <w:sz w:val="24"/>
           <w:szCs w:val="24"/>
         </w:rPr>
-        <w:t xml:space="preserve"> Lee</w:t>
-      </w:r>
-      <w:r>
-        <w:rPr>
-          <w:color w:val="000000" w:themeColor="text1"/>
-          <w:sz w:val="24"/>
-          <w:szCs w:val="24"/>
-        </w:rPr>
-        <w:t>, honours student, School of Psychology, The University of Sydney</w:t>
-      </w:r>
-    </w:p>
-    <w:p>
-      <w:pPr>
-        <w:spacing w:after="0" w:line="240" w:lineRule="auto"/>
-        <w:jc w:val="both"/>
-        <w:rPr>
-          <w:rFonts w:cstheme="minorHAnsi"/>
-          <w:sz w:val="24"/>
-          <w:szCs w:val="28"/>
-        </w:rPr>
-      </w:pPr>
-    </w:p>
-    <w:p>
-      <w:pPr>
-        <w:spacing w:after="0" w:line="240" w:lineRule="auto"/>
-        <w:jc w:val="both"/>
-        <w:rPr>
-          <w:rFonts w:cstheme="minorHAnsi"/>
-          <w:sz w:val="24"/>
-          <w:szCs w:val="28"/>
-        </w:rPr>
-      </w:pPr>
-      <w:r>
-        <w:rPr>
-          <w:rFonts w:cstheme="minorHAnsi"/>
-          <w:sz w:val="24"/>
-          <w:szCs w:val="28"/>
-        </w:rPr>
-        <w:t>Data from this study will be used in Ms Sarah Walker’s</w:t>
+        <w:t xml:space="preserve"> Lee, honours student, School of Psychology, The University of Sydney</w:t>
+      </w:r>
+    </w:p>
+    <w:p>
+      <w:pPr>
+        <w:spacing w:after="0" w:line="240" w:lineRule="auto"/>
+        <w:jc w:val="both"/>
+        <w:rPr>
+          <w:rFonts w:cstheme="minorHAnsi"/>
+          <w:sz w:val="24"/>
+          <w:szCs w:val="28"/>
+        </w:rPr>
+      </w:pPr>
+    </w:p>
+    <w:p>
+      <w:pPr>
+        <w:spacing w:after="0" w:line="240" w:lineRule="auto"/>
+        <w:jc w:val="both"/>
+        <w:rPr>
+          <w:rFonts w:cstheme="minorHAnsi"/>
+          <w:sz w:val="24"/>
+          <w:szCs w:val="28"/>
+        </w:rPr>
+      </w:pPr>
+      <w:r>
+        <w:rPr>
+          <w:rFonts w:cstheme="minorHAnsi"/>
+          <w:sz w:val="24"/>
+          <w:szCs w:val="28"/>
+        </w:rPr>
+        <w:t>Data from this study will be used in Ms Mariya Bartosh’s</w:t>
       </w:r>
       <w:r>
         <w:rPr>
@@ -919,7 +935,7 @@
           <w:sz w:val="24"/>
           <w:szCs w:val="28"/>
         </w:rPr>
-        <w:t xml:space="preserve">, under the supervision of Associate Professor MacCann, Dr Rebecca Pinkus, and Dr Kit Double. Data from this study will also form the basis of Ms </w:t>
+        <w:t xml:space="preserve">, under the supervision of Dr Kit Double and Professor MacCann. Data from this study will also form the basis of Ms </w:t>
       </w:r>
       <w:r>
         <w:rPr>
@@ -935,23 +951,7 @@
           <w:sz w:val="24"/>
           <w:szCs w:val="28"/>
         </w:rPr>
-        <w:t xml:space="preserve"> </w:t>
-      </w:r>
-      <w:r>
-        <w:rPr>
-          <w:rFonts w:cstheme="minorHAnsi"/>
-          <w:sz w:val="24"/>
-          <w:szCs w:val="28"/>
-        </w:rPr>
-        <w:t xml:space="preserve">Lee’s </w:t>
-      </w:r>
-      <w:r>
-        <w:rPr>
-          <w:rFonts w:cstheme="minorHAnsi"/>
-          <w:sz w:val="24"/>
-          <w:szCs w:val="28"/>
-        </w:rPr>
-        <w:t>honours thesis at The University of Sydney, supervised by Dr Kit Double.</w:t>
+        <w:t xml:space="preserve"> Lee’s honours thesis at The University of Sydney, supervised by Dr Kit Double.</w:t>
       </w:r>
     </w:p>
     <w:p>
@@ -1216,7 +1216,25 @@
           <w:sz w:val="24"/>
           <w:szCs w:val="28"/>
         </w:rPr>
-        <w:t xml:space="preserve">at the University of Sydney].* </w:t>
+        <w:t>at the University of Sydney</w:t>
+      </w:r>
+      <w:proofErr w:type="gramStart"/>
+      <w:r>
+        <w:rPr>
+          <w:rFonts w:cstheme="minorHAnsi"/>
+          <w:sz w:val="24"/>
+          <w:szCs w:val="28"/>
+        </w:rPr>
+        <w:t>].*</w:t>
+      </w:r>
+      <w:proofErr w:type="gramEnd"/>
+      <w:r>
+        <w:rPr>
+          <w:rFonts w:cstheme="minorHAnsi"/>
+          <w:sz w:val="24"/>
+          <w:szCs w:val="28"/>
+        </w:rPr>
+        <w:t xml:space="preserve"> </w:t>
       </w:r>
     </w:p>
     <w:p>
@@ -1468,7 +1486,25 @@
           <w:sz w:val="24"/>
           <w:szCs w:val="28"/>
         </w:rPr>
-        <w:t xml:space="preserve">[closing the study website on your computer/informing the researcher managing the experiment today]*. </w:t>
+        <w:t xml:space="preserve">[closing the study website on your computer/informing the researcher managing the experiment </w:t>
+      </w:r>
+      <w:proofErr w:type="gramStart"/>
+      <w:r>
+        <w:rPr>
+          <w:rFonts w:cstheme="minorHAnsi"/>
+          <w:sz w:val="24"/>
+          <w:szCs w:val="28"/>
+        </w:rPr>
+        <w:t>today]*</w:t>
+      </w:r>
+      <w:proofErr w:type="gramEnd"/>
+      <w:r>
+        <w:rPr>
+          <w:rFonts w:cstheme="minorHAnsi"/>
+          <w:sz w:val="24"/>
+          <w:szCs w:val="28"/>
+        </w:rPr>
+        <w:t xml:space="preserve">. </w:t>
       </w:r>
       <w:r>
         <w:rPr>
@@ -1753,8 +1789,9 @@
           <w:sz w:val="24"/>
           <w:szCs w:val="24"/>
         </w:rPr>
-        <w:t xml:space="preserve">The study will take approximately [XXX] minutes and you </w:t>
-      </w:r>
+        <w:t xml:space="preserve">The study will take approximately [XXX] </w:t>
+      </w:r>
+      <w:proofErr w:type="gramStart"/>
       <w:r>
         <w:rPr>
           <w:rFonts w:ascii="Calibri" w:hAnsi="Calibri" w:cs="Calibri"/>
@@ -1762,6 +1799,25 @@
           <w:sz w:val="24"/>
           <w:szCs w:val="24"/>
         </w:rPr>
+        <w:t>minutes</w:t>
+      </w:r>
+      <w:proofErr w:type="gramEnd"/>
+      <w:r>
+        <w:rPr>
+          <w:rFonts w:ascii="Calibri" w:hAnsi="Calibri" w:cs="Calibri"/>
+          <w:iCs/>
+          <w:sz w:val="24"/>
+          <w:szCs w:val="24"/>
+        </w:rPr>
+        <w:t xml:space="preserve"> and you </w:t>
+      </w:r>
+      <w:r>
+        <w:rPr>
+          <w:rFonts w:ascii="Calibri" w:hAnsi="Calibri" w:cs="Calibri"/>
+          <w:iCs/>
+          <w:sz w:val="24"/>
+          <w:szCs w:val="24"/>
+        </w:rPr>
         <w:t xml:space="preserve">will receive </w:t>
       </w:r>
       <w:r>
@@ -1778,7 +1834,25 @@
           <w:sz w:val="24"/>
           <w:szCs w:val="24"/>
         </w:rPr>
-        <w:t xml:space="preserve">[YY.YY] </w:t>
+        <w:t>[</w:t>
+      </w:r>
+      <w:proofErr w:type="gramStart"/>
+      <w:r>
+        <w:rPr>
+          <w:rFonts w:cs="Arial"/>
+          <w:sz w:val="24"/>
+          <w:szCs w:val="24"/>
+        </w:rPr>
+        <w:t>YY.YY</w:t>
+      </w:r>
+      <w:proofErr w:type="gramEnd"/>
+      <w:r>
+        <w:rPr>
+          <w:rFonts w:cs="Arial"/>
+          <w:sz w:val="24"/>
+          <w:szCs w:val="24"/>
+        </w:rPr>
+        <w:t xml:space="preserve">] </w:t>
       </w:r>
       <w:r>
         <w:rPr>
@@ -2824,7 +2898,12 @@
       </w:pPr>
     </w:p>
     <w:sectPr>
-      <w:footerReference w:type="default" r:id="rId16"/>
+      <w:headerReference w:type="even" r:id="rId16"/>
+      <w:headerReference w:type="default" r:id="rId17"/>
+      <w:footerReference w:type="even" r:id="rId18"/>
+      <w:footerReference w:type="default" r:id="rId19"/>
+      <w:headerReference w:type="first" r:id="rId20"/>
+      <w:footerReference w:type="first" r:id="rId21"/>
       <w:pgSz w:w="11906" w:h="16838"/>
       <w:pgMar w:top="1440" w:right="1440" w:bottom="1440" w:left="1440" w:header="708" w:footer="708" w:gutter="0"/>
       <w:cols w:space="708"/>
@@ -2864,6 +2943,16 @@
   <w:p>
     <w:pPr>
       <w:pStyle w:val="Footer"/>
+    </w:pPr>
+  </w:p>
+</w:ftr>
+</file>
+
+<file path=word/footer2.xml><?xml version="1.0" encoding="utf-8"?>
+<w:ftr xmlns:wpc="http://schemas.microsoft.com/office/word/2010/wordprocessingCanvas" xmlns:cx="http://schemas.microsoft.com/office/drawing/2014/chartex" xmlns:cx1="http://schemas.microsoft.com/office/drawing/2015/9/8/chartex" xmlns:cx2="http://schemas.microsoft.com/office/drawing/2015/10/21/chartex" xmlns:cx3="http://schemas.microsoft.com/office/drawing/2016/5/9/chartex" xmlns:cx4="http://schemas.microsoft.com/office/drawing/2016/5/10/chartex" xmlns:cx5="http://schemas.microsoft.com/office/drawing/2016/5/11/chartex" xmlns:cx6="http://schemas.microsoft.com/office/drawing/2016/5/12/chartex" xmlns:cx7="http://schemas.microsoft.com/office/drawing/2016/5/13/chartex" xmlns:cx8="http://schemas.microsoft.com/office/drawing/2016/5/14/chartex" xmlns:mc="http://schemas.openxmlformats.org/markup-compatibility/2006" xmlns:aink="http://schemas.microsoft.com/office/drawing/2016/ink" xmlns:am3d="http://schemas.microsoft.com/office/drawing/2017/model3d" xmlns:o="urn:schemas-microsoft-com:office:office" xmlns:oel="http://schemas.microsoft.com/office/2019/extlst" xmlns:r="http://schemas.openxmlformats.org/officeDocument/2006/relationships" xmlns:m="http://schemas.openxmlformats.org/officeDocument/2006/math" xmlns:v="urn:schemas-microsoft-com:vml" xmlns:wp14="http://schemas.microsoft.com/office/word/2010/wordprocessingDrawing" xmlns:wp="http://schemas.openxmlformats.org/drawingml/2006/wordprocessingDrawing" xmlns:w10="urn:schemas-microsoft-com:office:word" xmlns:w="http://schemas.openxmlformats.org/wordprocessingml/2006/main" xmlns:w14="http://schemas.microsoft.com/office/word/2010/wordml" xmlns:w15="http://schemas.microsoft.com/office/word/2012/wordml" xmlns:w16cex="http://schemas.microsoft.com/office/word/2018/wordml/cex" xmlns:w16cid="http://schemas.microsoft.com/office/word/2016/wordml/cid" xmlns:w16="http://schemas.microsoft.com/office/word/2018/wordml" xmlns:w16du="http://schemas.microsoft.com/office/word/2023/wordml/word16du" xmlns:w16sdtdh="http://schemas.microsoft.com/office/word/2020/wordml/sdtdatahash" xmlns:w16sdtfl="http://schemas.microsoft.com/office/word/2024/wordml/sdtformatlock" xmlns:w16se="http://schemas.microsoft.com/office/word/2015/wordml/symex" xmlns:wpg="http://schemas.microsoft.com/office/word/2010/wordprocessingGroup" xmlns:wpi="http://schemas.microsoft.com/office/word/2010/wordprocessingInk" xmlns:wne="http://schemas.microsoft.com/office/word/2006/wordml" xmlns:wps="http://schemas.microsoft.com/office/word/2010/wordprocessingShape" mc:Ignorable="w14 w15 w16se w16cid w16 w16cex w16sdtdh w16sdtfl w16du wp14">
+  <w:p>
+    <w:pPr>
+      <w:pStyle w:val="Footer"/>
       <w:rPr>
         <w:rFonts w:cstheme="minorHAnsi"/>
         <w:color w:val="E64626"/>
@@ -2972,7 +3061,7 @@
         <w:sz w:val="20"/>
         <w:szCs w:val="20"/>
       </w:rPr>
-      <w:t>2</w:t>
+      <w:t>3</w:t>
     </w:r>
     <w:r>
       <w:rPr>
@@ -2982,6 +3071,15 @@
         <w:szCs w:val="20"/>
       </w:rPr>
       <w:t xml:space="preserve">, </w:t>
+    </w:r>
+    <w:r>
+      <w:rPr>
+        <w:rFonts w:cstheme="minorHAnsi"/>
+        <w:color w:val="E64626"/>
+        <w:sz w:val="20"/>
+        <w:szCs w:val="20"/>
+      </w:rPr>
+      <w:t>1</w:t>
     </w:r>
     <w:r>
       <w:rPr>
@@ -3009,8 +3107,36 @@
         <w:sz w:val="20"/>
         <w:szCs w:val="20"/>
       </w:rPr>
-      <w:t xml:space="preserve"> March 2026</w:t>
+      <w:t xml:space="preserve"> </w:t>
     </w:r>
+    <w:r>
+      <w:rPr>
+        <w:rFonts w:cstheme="minorHAnsi"/>
+        <w:color w:val="E64626"/>
+        <w:sz w:val="20"/>
+        <w:szCs w:val="20"/>
+      </w:rPr>
+      <w:t xml:space="preserve">April </w:t>
+    </w:r>
+    <w:r>
+      <w:rPr>
+        <w:rFonts w:cstheme="minorHAnsi"/>
+        <w:color w:val="E64626"/>
+        <w:sz w:val="20"/>
+        <w:szCs w:val="20"/>
+      </w:rPr>
+      <w:t>2026</w:t>
+    </w:r>
+  </w:p>
+</w:ftr>
+</file>
+
+<file path=word/footer3.xml><?xml version="1.0" encoding="utf-8"?>
+<w:ftr xmlns:wpc="http://schemas.microsoft.com/office/word/2010/wordprocessingCanvas" xmlns:cx="http://schemas.microsoft.com/office/drawing/2014/chartex" xmlns:cx1="http://schemas.microsoft.com/office/drawing/2015/9/8/chartex" xmlns:cx2="http://schemas.microsoft.com/office/drawing/2015/10/21/chartex" xmlns:cx3="http://schemas.microsoft.com/office/drawing/2016/5/9/chartex" xmlns:cx4="http://schemas.microsoft.com/office/drawing/2016/5/10/chartex" xmlns:cx5="http://schemas.microsoft.com/office/drawing/2016/5/11/chartex" xmlns:cx6="http://schemas.microsoft.com/office/drawing/2016/5/12/chartex" xmlns:cx7="http://schemas.microsoft.com/office/drawing/2016/5/13/chartex" xmlns:cx8="http://schemas.microsoft.com/office/drawing/2016/5/14/chartex" xmlns:mc="http://schemas.openxmlformats.org/markup-compatibility/2006" xmlns:aink="http://schemas.microsoft.com/office/drawing/2016/ink" xmlns:am3d="http://schemas.microsoft.com/office/drawing/2017/model3d" xmlns:o="urn:schemas-microsoft-com:office:office" xmlns:oel="http://schemas.microsoft.com/office/2019/extlst" xmlns:r="http://schemas.openxmlformats.org/officeDocument/2006/relationships" xmlns:m="http://schemas.openxmlformats.org/officeDocument/2006/math" xmlns:v="urn:schemas-microsoft-com:vml" xmlns:wp14="http://schemas.microsoft.com/office/word/2010/wordprocessingDrawing" xmlns:wp="http://schemas.openxmlformats.org/drawingml/2006/wordprocessingDrawing" xmlns:w10="urn:schemas-microsoft-com:office:word" xmlns:w="http://schemas.openxmlformats.org/wordprocessingml/2006/main" xmlns:w14="http://schemas.microsoft.com/office/word/2010/wordml" xmlns:w15="http://schemas.microsoft.com/office/word/2012/wordml" xmlns:w16cex="http://schemas.microsoft.com/office/word/2018/wordml/cex" xmlns:w16cid="http://schemas.microsoft.com/office/word/2016/wordml/cid" xmlns:w16="http://schemas.microsoft.com/office/word/2018/wordml" xmlns:w16du="http://schemas.microsoft.com/office/word/2023/wordml/word16du" xmlns:w16sdtdh="http://schemas.microsoft.com/office/word/2020/wordml/sdtdatahash" xmlns:w16sdtfl="http://schemas.microsoft.com/office/word/2024/wordml/sdtformatlock" xmlns:w16se="http://schemas.microsoft.com/office/word/2015/wordml/symex" xmlns:wpg="http://schemas.microsoft.com/office/word/2010/wordprocessingGroup" xmlns:wpi="http://schemas.microsoft.com/office/word/2010/wordprocessingInk" xmlns:wne="http://schemas.microsoft.com/office/word/2006/wordml" xmlns:wps="http://schemas.microsoft.com/office/word/2010/wordprocessingShape" mc:Ignorable="w14 w15 w16se w16cid w16 w16cex w16sdtdh w16sdtfl w16du wp14">
+  <w:p>
+    <w:pPr>
+      <w:pStyle w:val="Footer"/>
+    </w:pPr>
   </w:p>
 </w:ftr>
 </file>
@@ -3038,6 +3164,36 @@
     </w:p>
   </w:footnote>
 </w:footnotes>
+</file>
+
+<file path=word/header1.xml><?xml version="1.0" encoding="utf-8"?>
+<w:hdr xmlns:wpc="http://schemas.microsoft.com/office/word/2010/wordprocessingCanvas" xmlns:cx="http://schemas.microsoft.com/office/drawing/2014/chartex" xmlns:cx1="http://schemas.microsoft.com/office/drawing/2015/9/8/chartex" xmlns:cx2="http://schemas.microsoft.com/office/drawing/2015/10/21/chartex" xmlns:cx3="http://schemas.microsoft.com/office/drawing/2016/5/9/chartex" xmlns:cx4="http://schemas.microsoft.com/office/drawing/2016/5/10/chartex" xmlns:cx5="http://schemas.microsoft.com/office/drawing/2016/5/11/chartex" xmlns:cx6="http://schemas.microsoft.com/office/drawing/2016/5/12/chartex" xmlns:cx7="http://schemas.microsoft.com/office/drawing/2016/5/13/chartex" xmlns:cx8="http://schemas.microsoft.com/office/drawing/2016/5/14/chartex" xmlns:mc="http://schemas.openxmlformats.org/markup-compatibility/2006" xmlns:aink="http://schemas.microsoft.com/office/drawing/2016/ink" xmlns:am3d="http://schemas.microsoft.com/office/drawing/2017/model3d" xmlns:o="urn:schemas-microsoft-com:office:office" xmlns:oel="http://schemas.microsoft.com/office/2019/extlst" xmlns:r="http://schemas.openxmlformats.org/officeDocument/2006/relationships" xmlns:m="http://schemas.openxmlformats.org/officeDocument/2006/math" xmlns:v="urn:schemas-microsoft-com:vml" xmlns:wp14="http://schemas.microsoft.com/office/word/2010/wordprocessingDrawing" xmlns:wp="http://schemas.openxmlformats.org/drawingml/2006/wordprocessingDrawing" xmlns:w10="urn:schemas-microsoft-com:office:word" xmlns:w="http://schemas.openxmlformats.org/wordprocessingml/2006/main" xmlns:w14="http://schemas.microsoft.com/office/word/2010/wordml" xmlns:w15="http://schemas.microsoft.com/office/word/2012/wordml" xmlns:w16cex="http://schemas.microsoft.com/office/word/2018/wordml/cex" xmlns:w16cid="http://schemas.microsoft.com/office/word/2016/wordml/cid" xmlns:w16="http://schemas.microsoft.com/office/word/2018/wordml" xmlns:w16du="http://schemas.microsoft.com/office/word/2023/wordml/word16du" xmlns:w16sdtdh="http://schemas.microsoft.com/office/word/2020/wordml/sdtdatahash" xmlns:w16sdtfl="http://schemas.microsoft.com/office/word/2024/wordml/sdtformatlock" xmlns:w16se="http://schemas.microsoft.com/office/word/2015/wordml/symex" xmlns:wpg="http://schemas.microsoft.com/office/word/2010/wordprocessingGroup" xmlns:wpi="http://schemas.microsoft.com/office/word/2010/wordprocessingInk" xmlns:wne="http://schemas.microsoft.com/office/word/2006/wordml" xmlns:wps="http://schemas.microsoft.com/office/word/2010/wordprocessingShape" mc:Ignorable="w14 w15 w16se w16cid w16 w16cex w16sdtdh w16sdtfl w16du wp14">
+  <w:p>
+    <w:pPr>
+      <w:pStyle w:val="Header"/>
+    </w:pPr>
+  </w:p>
+</w:hdr>
+</file>
+
+<file path=word/header2.xml><?xml version="1.0" encoding="utf-8"?>
+<w:hdr xmlns:wpc="http://schemas.microsoft.com/office/word/2010/wordprocessingCanvas" xmlns:cx="http://schemas.microsoft.com/office/drawing/2014/chartex" xmlns:cx1="http://schemas.microsoft.com/office/drawing/2015/9/8/chartex" xmlns:cx2="http://schemas.microsoft.com/office/drawing/2015/10/21/chartex" xmlns:cx3="http://schemas.microsoft.com/office/drawing/2016/5/9/chartex" xmlns:cx4="http://schemas.microsoft.com/office/drawing/2016/5/10/chartex" xmlns:cx5="http://schemas.microsoft.com/office/drawing/2016/5/11/chartex" xmlns:cx6="http://schemas.microsoft.com/office/drawing/2016/5/12/chartex" xmlns:cx7="http://schemas.microsoft.com/office/drawing/2016/5/13/chartex" xmlns:cx8="http://schemas.microsoft.com/office/drawing/2016/5/14/chartex" xmlns:mc="http://schemas.openxmlformats.org/markup-compatibility/2006" xmlns:aink="http://schemas.microsoft.com/office/drawing/2016/ink" xmlns:am3d="http://schemas.microsoft.com/office/drawing/2017/model3d" xmlns:o="urn:schemas-microsoft-com:office:office" xmlns:oel="http://schemas.microsoft.com/office/2019/extlst" xmlns:r="http://schemas.openxmlformats.org/officeDocument/2006/relationships" xmlns:m="http://schemas.openxmlformats.org/officeDocument/2006/math" xmlns:v="urn:schemas-microsoft-com:vml" xmlns:wp14="http://schemas.microsoft.com/office/word/2010/wordprocessingDrawing" xmlns:wp="http://schemas.openxmlformats.org/drawingml/2006/wordprocessingDrawing" xmlns:w10="urn:schemas-microsoft-com:office:word" xmlns:w="http://schemas.openxmlformats.org/wordprocessingml/2006/main" xmlns:w14="http://schemas.microsoft.com/office/word/2010/wordml" xmlns:w15="http://schemas.microsoft.com/office/word/2012/wordml" xmlns:w16cex="http://schemas.microsoft.com/office/word/2018/wordml/cex" xmlns:w16cid="http://schemas.microsoft.com/office/word/2016/wordml/cid" xmlns:w16="http://schemas.microsoft.com/office/word/2018/wordml" xmlns:w16du="http://schemas.microsoft.com/office/word/2023/wordml/word16du" xmlns:w16sdtdh="http://schemas.microsoft.com/office/word/2020/wordml/sdtdatahash" xmlns:w16sdtfl="http://schemas.microsoft.com/office/word/2024/wordml/sdtformatlock" xmlns:w16se="http://schemas.microsoft.com/office/word/2015/wordml/symex" xmlns:wpg="http://schemas.microsoft.com/office/word/2010/wordprocessingGroup" xmlns:wpi="http://schemas.microsoft.com/office/word/2010/wordprocessingInk" xmlns:wne="http://schemas.microsoft.com/office/word/2006/wordml" xmlns:wps="http://schemas.microsoft.com/office/word/2010/wordprocessingShape" mc:Ignorable="w14 w15 w16se w16cid w16 w16cex w16sdtdh w16sdtfl w16du wp14">
+  <w:p>
+    <w:pPr>
+      <w:pStyle w:val="Header"/>
+    </w:pPr>
+  </w:p>
+</w:hdr>
+</file>
+
+<file path=word/header3.xml><?xml version="1.0" encoding="utf-8"?>
+<w:hdr xmlns:wpc="http://schemas.microsoft.com/office/word/2010/wordprocessingCanvas" xmlns:cx="http://schemas.microsoft.com/office/drawing/2014/chartex" xmlns:cx1="http://schemas.microsoft.com/office/drawing/2015/9/8/chartex" xmlns:cx2="http://schemas.microsoft.com/office/drawing/2015/10/21/chartex" xmlns:cx3="http://schemas.microsoft.com/office/drawing/2016/5/9/chartex" xmlns:cx4="http://schemas.microsoft.com/office/drawing/2016/5/10/chartex" xmlns:cx5="http://schemas.microsoft.com/office/drawing/2016/5/11/chartex" xmlns:cx6="http://schemas.microsoft.com/office/drawing/2016/5/12/chartex" xmlns:cx7="http://schemas.microsoft.com/office/drawing/2016/5/13/chartex" xmlns:cx8="http://schemas.microsoft.com/office/drawing/2016/5/14/chartex" xmlns:mc="http://schemas.openxmlformats.org/markup-compatibility/2006" xmlns:aink="http://schemas.microsoft.com/office/drawing/2016/ink" xmlns:am3d="http://schemas.microsoft.com/office/drawing/2017/model3d" xmlns:o="urn:schemas-microsoft-com:office:office" xmlns:oel="http://schemas.microsoft.com/office/2019/extlst" xmlns:r="http://schemas.openxmlformats.org/officeDocument/2006/relationships" xmlns:m="http://schemas.openxmlformats.org/officeDocument/2006/math" xmlns:v="urn:schemas-microsoft-com:vml" xmlns:wp14="http://schemas.microsoft.com/office/word/2010/wordprocessingDrawing" xmlns:wp="http://schemas.openxmlformats.org/drawingml/2006/wordprocessingDrawing" xmlns:w10="urn:schemas-microsoft-com:office:word" xmlns:w="http://schemas.openxmlformats.org/wordprocessingml/2006/main" xmlns:w14="http://schemas.microsoft.com/office/word/2010/wordml" xmlns:w15="http://schemas.microsoft.com/office/word/2012/wordml" xmlns:w16cex="http://schemas.microsoft.com/office/word/2018/wordml/cex" xmlns:w16cid="http://schemas.microsoft.com/office/word/2016/wordml/cid" xmlns:w16="http://schemas.microsoft.com/office/word/2018/wordml" xmlns:w16du="http://schemas.microsoft.com/office/word/2023/wordml/word16du" xmlns:w16sdtdh="http://schemas.microsoft.com/office/word/2020/wordml/sdtdatahash" xmlns:w16sdtfl="http://schemas.microsoft.com/office/word/2024/wordml/sdtformatlock" xmlns:w16se="http://schemas.microsoft.com/office/word/2015/wordml/symex" xmlns:wpg="http://schemas.microsoft.com/office/word/2010/wordprocessingGroup" xmlns:wpi="http://schemas.microsoft.com/office/word/2010/wordprocessingInk" xmlns:wne="http://schemas.microsoft.com/office/word/2006/wordml" xmlns:wps="http://schemas.microsoft.com/office/word/2010/wordprocessingShape" mc:Ignorable="w14 w15 w16se w16cid w16 w16cex w16sdtdh w16sdtfl w16du wp14">
+  <w:p>
+    <w:pPr>
+      <w:pStyle w:val="Header"/>
+    </w:pPr>
+  </w:p>
+</w:hdr>
 </file>
 
 <file path=word/numbering.xml><?xml version="1.0" encoding="utf-8"?>
@@ -5158,10 +5314,16 @@
 </file>
 
 <file path=customXml/item1.xml><?xml version="1.0" encoding="utf-8"?>
+<p:properties xmlns:p="http://schemas.microsoft.com/office/2006/metadata/properties" xmlns:xsi="http://www.w3.org/2001/XMLSchema-instance" xmlns:pc="http://schemas.microsoft.com/office/infopath/2007/PartnerControls">
+  <documentManagement/>
+</p:properties>
+</file>
+
+<file path=customXml/item2.xml><?xml version="1.0" encoding="utf-8"?>
 <b:Sources xmlns:b="http://schemas.openxmlformats.org/officeDocument/2006/bibliography" xmlns="http://schemas.openxmlformats.org/officeDocument/2006/bibliography" SelectedStyle="\APASixthEditionOfficeOnline.xsl" StyleName="APA" Version="6"/>
 </file>
 
-<file path=customXml/item2.xml><?xml version="1.0" encoding="utf-8"?>
+<file path=customXml/item3.xml><?xml version="1.0" encoding="utf-8"?>
 <ct:contentTypeSchema xmlns:ct="http://schemas.microsoft.com/office/2006/metadata/contentType" xmlns:ma="http://schemas.microsoft.com/office/2006/metadata/properties/metaAttributes" ct:_="" ma:_="" ma:contentTypeName="Document" ma:contentTypeID="0x010100BF15F1AD4106EC47A6386F9423B7CC06" ma:contentTypeVersion="7" ma:contentTypeDescription="Create a new document." ma:contentTypeScope="" ma:versionID="8ba8941aaab9a9d3c64288f381a464e5">
   <xsd:schema xmlns:xsd="http://www.w3.org/2001/XMLSchema" xmlns:xs="http://www.w3.org/2001/XMLSchema" xmlns:p="http://schemas.microsoft.com/office/2006/metadata/properties" xmlns:ns2="1f8a545e-bb61-47d5-94f9-5e91bc909eff" targetNamespace="http://schemas.microsoft.com/office/2006/metadata/properties" ma:root="true" ma:fieldsID="8c20d54644908310216f7771a7649a8d" ns2:_="">
     <xsd:import namespace="1f8a545e-bb61-47d5-94f9-5e91bc909eff"/>
@@ -5323,7 +5485,7 @@
 </ct:contentTypeSchema>
 </file>
 
-<file path=customXml/item3.xml><?xml version="1.0" encoding="utf-8"?>
+<file path=customXml/item4.xml><?xml version="1.0" encoding="utf-8"?>
 <?mso-contentType ?>
 <FormTemplates xmlns="http://schemas.microsoft.com/sharepoint/v3/contenttype/forms">
   <Display>DocumentLibraryForm</Display>
@@ -5332,13 +5494,16 @@
 </FormTemplates>
 </file>
 
-<file path=customXml/item4.xml><?xml version="1.0" encoding="utf-8"?>
-<p:properties xmlns:p="http://schemas.microsoft.com/office/2006/metadata/properties" xmlns:xsi="http://www.w3.org/2001/XMLSchema-instance" xmlns:pc="http://schemas.microsoft.com/office/infopath/2007/PartnerControls">
-  <documentManagement/>
-</p:properties>
+<file path=customXml/itemProps1.xml><?xml version="1.0" encoding="utf-8"?>
+<ds:datastoreItem xmlns:ds="http://schemas.openxmlformats.org/officeDocument/2006/customXml" ds:itemID="{0478FF43-A5F5-4DD8-9915-3D2C078FE154}">
+  <ds:schemaRefs>
+    <ds:schemaRef ds:uri="http://schemas.microsoft.com/office/2006/metadata/properties"/>
+    <ds:schemaRef ds:uri="http://schemas.microsoft.com/office/infopath/2007/PartnerControls"/>
+  </ds:schemaRefs>
+</ds:datastoreItem>
 </file>
 
-<file path=customXml/itemProps1.xml><?xml version="1.0" encoding="utf-8"?>
+<file path=customXml/itemProps2.xml><?xml version="1.0" encoding="utf-8"?>
 <ds:datastoreItem xmlns:ds="http://schemas.openxmlformats.org/officeDocument/2006/customXml" ds:itemID="{5D46F5A2-4D7E-403D-8FF1-535B8C9ACB18}">
   <ds:schemaRefs>
     <ds:schemaRef ds:uri="http://schemas.openxmlformats.org/officeDocument/2006/bibliography"/>
@@ -5346,7 +5511,7 @@
 </ds:datastoreItem>
 </file>
 
-<file path=customXml/itemProps2.xml><?xml version="1.0" encoding="utf-8"?>
+<file path=customXml/itemProps3.xml><?xml version="1.0" encoding="utf-8"?>
 <ds:datastoreItem xmlns:ds="http://schemas.openxmlformats.org/officeDocument/2006/customXml" ds:itemID="{8341482D-4729-4392-85FA-D181A9B5EC54}">
   <ds:schemaRefs>
     <ds:schemaRef ds:uri="http://schemas.microsoft.com/office/2006/metadata/contentType"/>
@@ -5364,19 +5529,10 @@
 </ds:datastoreItem>
 </file>
 
-<file path=customXml/itemProps3.xml><?xml version="1.0" encoding="utf-8"?>
+<file path=customXml/itemProps4.xml><?xml version="1.0" encoding="utf-8"?>
 <ds:datastoreItem xmlns:ds="http://schemas.openxmlformats.org/officeDocument/2006/customXml" ds:itemID="{BD2166F6-550F-4B45-9E7E-2FDCC4166E1C}">
   <ds:schemaRefs>
     <ds:schemaRef ds:uri="http://schemas.microsoft.com/sharepoint/v3/contenttype/forms"/>
   </ds:schemaRefs>
 </ds:datastoreItem>
-</file>
-
-<file path=customXml/itemProps4.xml><?xml version="1.0" encoding="utf-8"?>
-<ds:datastoreItem xmlns:ds="http://schemas.openxmlformats.org/officeDocument/2006/customXml" ds:itemID="{0478FF43-A5F5-4DD8-9915-3D2C078FE154}">
-  <ds:schemaRefs>
-    <ds:schemaRef ds:uri="http://schemas.microsoft.com/office/2006/metadata/properties"/>
-    <ds:schemaRef ds:uri="http://schemas.microsoft.com/office/infopath/2007/PartnerControls"/>
-  </ds:schemaRefs>
-</ds:datastoreItem>
 </file>
--- a/ethics/Project 2022_HE000239/2022_HE000239 - PIS Paid.docx
+++ b/ethics/Project 2022_HE000239/2022_HE000239 - PIS Paid.docx
@@ -1134,7 +1134,23 @@
           <w:sz w:val="24"/>
           <w:szCs w:val="28"/>
         </w:rPr>
-        <w:t xml:space="preserve"> your partner who is viewing negative images. You will not be in the same room as your partner and assistance will take the form of short text-based messages that you can send to them.</w:t>
+        <w:t xml:space="preserve"> your partner who is viewing negative images. </w:t>
+      </w:r>
+      <w:r>
+        <w:rPr>
+          <w:rFonts w:cstheme="minorHAnsi"/>
+          <w:sz w:val="24"/>
+          <w:szCs w:val="28"/>
+        </w:rPr>
+        <w:t>A</w:t>
+      </w:r>
+      <w:r>
+        <w:rPr>
+          <w:rFonts w:cstheme="minorHAnsi"/>
+          <w:sz w:val="24"/>
+          <w:szCs w:val="28"/>
+        </w:rPr>
+        <w:t>ssistance will take the form of short text-based messages that you can send to them.</w:t>
       </w:r>
     </w:p>
     <w:p>
@@ -2014,7 +2030,7 @@
           <w:szCs w:val="28"/>
         </w:rPr>
       </w:pPr>
-      <w:bookmarkStart w:id="1" w:name="_Hlk33515780"/>
+      <w:bookmarkStart w:id="3" w:name="_Hlk33515780"/>
       <w:r>
         <w:rPr>
           <w:rFonts w:cstheme="minorHAnsi"/>
@@ -2135,7 +2151,7 @@
         </w:rPr>
         <w:t xml:space="preserve"> </w:t>
       </w:r>
-      <w:bookmarkStart w:id="2" w:name="_Hlk33516095"/>
+      <w:bookmarkStart w:id="4" w:name="_Hlk33516095"/>
       <w:r>
         <w:rPr>
           <w:rFonts w:cstheme="minorHAnsi"/>
@@ -2166,8 +2182,8 @@
         </w:rPr>
       </w:pPr>
     </w:p>
-    <w:bookmarkEnd w:id="1"/>
-    <w:bookmarkEnd w:id="2"/>
+    <w:bookmarkEnd w:id="3"/>
+    <w:bookmarkEnd w:id="4"/>
     <w:p>
       <w:pPr>
         <w:tabs>
@@ -2898,12 +2914,7 @@
       </w:pPr>
     </w:p>
     <w:sectPr>
-      <w:headerReference w:type="even" r:id="rId16"/>
-      <w:headerReference w:type="default" r:id="rId17"/>
-      <w:footerReference w:type="even" r:id="rId18"/>
-      <w:footerReference w:type="default" r:id="rId19"/>
-      <w:headerReference w:type="first" r:id="rId20"/>
-      <w:footerReference w:type="first" r:id="rId21"/>
+      <w:footerReference w:type="default" r:id="rId16"/>
       <w:pgSz w:w="11906" w:h="16838"/>
       <w:pgMar w:top="1440" w:right="1440" w:bottom="1440" w:left="1440" w:header="708" w:footer="708" w:gutter="0"/>
       <w:cols w:space="708"/>
@@ -2943,16 +2954,6 @@
   <w:p>
     <w:pPr>
       <w:pStyle w:val="Footer"/>
-    </w:pPr>
-  </w:p>
-</w:ftr>
-</file>
-
-<file path=word/footer2.xml><?xml version="1.0" encoding="utf-8"?>
-<w:ftr xmlns:wpc="http://schemas.microsoft.com/office/word/2010/wordprocessingCanvas" xmlns:cx="http://schemas.microsoft.com/office/drawing/2014/chartex" xmlns:cx1="http://schemas.microsoft.com/office/drawing/2015/9/8/chartex" xmlns:cx2="http://schemas.microsoft.com/office/drawing/2015/10/21/chartex" xmlns:cx3="http://schemas.microsoft.com/office/drawing/2016/5/9/chartex" xmlns:cx4="http://schemas.microsoft.com/office/drawing/2016/5/10/chartex" xmlns:cx5="http://schemas.microsoft.com/office/drawing/2016/5/11/chartex" xmlns:cx6="http://schemas.microsoft.com/office/drawing/2016/5/12/chartex" xmlns:cx7="http://schemas.microsoft.com/office/drawing/2016/5/13/chartex" xmlns:cx8="http://schemas.microsoft.com/office/drawing/2016/5/14/chartex" xmlns:mc="http://schemas.openxmlformats.org/markup-compatibility/2006" xmlns:aink="http://schemas.microsoft.com/office/drawing/2016/ink" xmlns:am3d="http://schemas.microsoft.com/office/drawing/2017/model3d" xmlns:o="urn:schemas-microsoft-com:office:office" xmlns:oel="http://schemas.microsoft.com/office/2019/extlst" xmlns:r="http://schemas.openxmlformats.org/officeDocument/2006/relationships" xmlns:m="http://schemas.openxmlformats.org/officeDocument/2006/math" xmlns:v="urn:schemas-microsoft-com:vml" xmlns:wp14="http://schemas.microsoft.com/office/word/2010/wordprocessingDrawing" xmlns:wp="http://schemas.openxmlformats.org/drawingml/2006/wordprocessingDrawing" xmlns:w10="urn:schemas-microsoft-com:office:word" xmlns:w="http://schemas.openxmlformats.org/wordprocessingml/2006/main" xmlns:w14="http://schemas.microsoft.com/office/word/2010/wordml" xmlns:w15="http://schemas.microsoft.com/office/word/2012/wordml" xmlns:w16cex="http://schemas.microsoft.com/office/word/2018/wordml/cex" xmlns:w16cid="http://schemas.microsoft.com/office/word/2016/wordml/cid" xmlns:w16="http://schemas.microsoft.com/office/word/2018/wordml" xmlns:w16du="http://schemas.microsoft.com/office/word/2023/wordml/word16du" xmlns:w16sdtdh="http://schemas.microsoft.com/office/word/2020/wordml/sdtdatahash" xmlns:w16sdtfl="http://schemas.microsoft.com/office/word/2024/wordml/sdtformatlock" xmlns:w16se="http://schemas.microsoft.com/office/word/2015/wordml/symex" xmlns:wpg="http://schemas.microsoft.com/office/word/2010/wordprocessingGroup" xmlns:wpi="http://schemas.microsoft.com/office/word/2010/wordprocessingInk" xmlns:wne="http://schemas.microsoft.com/office/word/2006/wordml" xmlns:wps="http://schemas.microsoft.com/office/word/2010/wordprocessingShape" mc:Ignorable="w14 w15 w16se w16cid w16 w16cex w16sdtdh w16sdtfl w16du wp14">
-  <w:p>
-    <w:pPr>
-      <w:pStyle w:val="Footer"/>
       <w:rPr>
         <w:rFonts w:cstheme="minorHAnsi"/>
         <w:color w:val="E64626"/>
@@ -3061,7 +3062,7 @@
         <w:sz w:val="20"/>
         <w:szCs w:val="20"/>
       </w:rPr>
-      <w:t>3</w:t>
+      <w:t>4</w:t>
     </w:r>
     <w:r>
       <w:rPr>
@@ -3088,7 +3089,7 @@
         <w:sz w:val="20"/>
         <w:szCs w:val="20"/>
       </w:rPr>
-      <w:t>9</w:t>
+      <w:t>2</w:t>
     </w:r>
     <w:r>
       <w:rPr>
@@ -3116,7 +3117,7 @@
         <w:sz w:val="20"/>
         <w:szCs w:val="20"/>
       </w:rPr>
-      <w:t xml:space="preserve">April </w:t>
+      <w:t>June</w:t>
     </w:r>
     <w:r>
       <w:rPr>
@@ -3125,18 +3126,17 @@
         <w:sz w:val="20"/>
         <w:szCs w:val="20"/>
       </w:rPr>
+      <w:t xml:space="preserve">l </w:t>
+    </w:r>
+    <w:r>
+      <w:rPr>
+        <w:rFonts w:cstheme="minorHAnsi"/>
+        <w:color w:val="E64626"/>
+        <w:sz w:val="20"/>
+        <w:szCs w:val="20"/>
+      </w:rPr>
       <w:t>2026</w:t>
     </w:r>
-  </w:p>
-</w:ftr>
-</file>
-
-<file path=word/footer3.xml><?xml version="1.0" encoding="utf-8"?>
-<w:ftr xmlns:wpc="http://schemas.microsoft.com/office/word/2010/wordprocessingCanvas" xmlns:cx="http://schemas.microsoft.com/office/drawing/2014/chartex" xmlns:cx1="http://schemas.microsoft.com/office/drawing/2015/9/8/chartex" xmlns:cx2="http://schemas.microsoft.com/office/drawing/2015/10/21/chartex" xmlns:cx3="http://schemas.microsoft.com/office/drawing/2016/5/9/chartex" xmlns:cx4="http://schemas.microsoft.com/office/drawing/2016/5/10/chartex" xmlns:cx5="http://schemas.microsoft.com/office/drawing/2016/5/11/chartex" xmlns:cx6="http://schemas.microsoft.com/office/drawing/2016/5/12/chartex" xmlns:cx7="http://schemas.microsoft.com/office/drawing/2016/5/13/chartex" xmlns:cx8="http://schemas.microsoft.com/office/drawing/2016/5/14/chartex" xmlns:mc="http://schemas.openxmlformats.org/markup-compatibility/2006" xmlns:aink="http://schemas.microsoft.com/office/drawing/2016/ink" xmlns:am3d="http://schemas.microsoft.com/office/drawing/2017/model3d" xmlns:o="urn:schemas-microsoft-com:office:office" xmlns:oel="http://schemas.microsoft.com/office/2019/extlst" xmlns:r="http://schemas.openxmlformats.org/officeDocument/2006/relationships" xmlns:m="http://schemas.openxmlformats.org/officeDocument/2006/math" xmlns:v="urn:schemas-microsoft-com:vml" xmlns:wp14="http://schemas.microsoft.com/office/word/2010/wordprocessingDrawing" xmlns:wp="http://schemas.openxmlformats.org/drawingml/2006/wordprocessingDrawing" xmlns:w10="urn:schemas-microsoft-com:office:word" xmlns:w="http://schemas.openxmlformats.org/wordprocessingml/2006/main" xmlns:w14="http://schemas.microsoft.com/office/word/2010/wordml" xmlns:w15="http://schemas.microsoft.com/office/word/2012/wordml" xmlns:w16cex="http://schemas.microsoft.com/office/word/2018/wordml/cex" xmlns:w16cid="http://schemas.microsoft.com/office/word/2016/wordml/cid" xmlns:w16="http://schemas.microsoft.com/office/word/2018/wordml" xmlns:w16du="http://schemas.microsoft.com/office/word/2023/wordml/word16du" xmlns:w16sdtdh="http://schemas.microsoft.com/office/word/2020/wordml/sdtdatahash" xmlns:w16sdtfl="http://schemas.microsoft.com/office/word/2024/wordml/sdtformatlock" xmlns:w16se="http://schemas.microsoft.com/office/word/2015/wordml/symex" xmlns:wpg="http://schemas.microsoft.com/office/word/2010/wordprocessingGroup" xmlns:wpi="http://schemas.microsoft.com/office/word/2010/wordprocessingInk" xmlns:wne="http://schemas.microsoft.com/office/word/2006/wordml" xmlns:wps="http://schemas.microsoft.com/office/word/2010/wordprocessingShape" mc:Ignorable="w14 w15 w16se w16cid w16 w16cex w16sdtdh w16sdtfl w16du wp14">
-  <w:p>
-    <w:pPr>
-      <w:pStyle w:val="Footer"/>
-    </w:pPr>
   </w:p>
 </w:ftr>
 </file>
@@ -3164,36 +3164,6 @@
     </w:p>
   </w:footnote>
 </w:footnotes>
-</file>
-
-<file path=word/header1.xml><?xml version="1.0" encoding="utf-8"?>
-<w:hdr xmlns:wpc="http://schemas.microsoft.com/office/word/2010/wordprocessingCanvas" xmlns:cx="http://schemas.microsoft.com/office/drawing/2014/chartex" xmlns:cx1="http://schemas.microsoft.com/office/drawing/2015/9/8/chartex" xmlns:cx2="http://schemas.microsoft.com/office/drawing/2015/10/21/chartex" xmlns:cx3="http://schemas.microsoft.com/office/drawing/2016/5/9/chartex" xmlns:cx4="http://schemas.microsoft.com/office/drawing/2016/5/10/chartex" xmlns:cx5="http://schemas.microsoft.com/office/drawing/2016/5/11/chartex" xmlns:cx6="http://schemas.microsoft.com/office/drawing/2016/5/12/chartex" xmlns:cx7="http://schemas.microsoft.com/office/drawing/2016/5/13/chartex" xmlns:cx8="http://schemas.microsoft.com/office/drawing/2016/5/14/chartex" xmlns:mc="http://schemas.openxmlformats.org/markup-compatibility/2006" xmlns:aink="http://schemas.microsoft.com/office/drawing/2016/ink" xmlns:am3d="http://schemas.microsoft.com/office/drawing/2017/model3d" xmlns:o="urn:schemas-microsoft-com:office:office" xmlns:oel="http://schemas.microsoft.com/office/2019/extlst" xmlns:r="http://schemas.openxmlformats.org/officeDocument/2006/relationships" xmlns:m="http://schemas.openxmlformats.org/officeDocument/2006/math" xmlns:v="urn:schemas-microsoft-com:vml" xmlns:wp14="http://schemas.microsoft.com/office/word/2010/wordprocessingDrawing" xmlns:wp="http://schemas.openxmlformats.org/drawingml/2006/wordprocessingDrawing" xmlns:w10="urn:schemas-microsoft-com:office:word" xmlns:w="http://schemas.openxmlformats.org/wordprocessingml/2006/main" xmlns:w14="http://schemas.microsoft.com/office/word/2010/wordml" xmlns:w15="http://schemas.microsoft.com/office/word/2012/wordml" xmlns:w16cex="http://schemas.microsoft.com/office/word/2018/wordml/cex" xmlns:w16cid="http://schemas.microsoft.com/office/word/2016/wordml/cid" xmlns:w16="http://schemas.microsoft.com/office/word/2018/wordml" xmlns:w16du="http://schemas.microsoft.com/office/word/2023/wordml/word16du" xmlns:w16sdtdh="http://schemas.microsoft.com/office/word/2020/wordml/sdtdatahash" xmlns:w16sdtfl="http://schemas.microsoft.com/office/word/2024/wordml/sdtformatlock" xmlns:w16se="http://schemas.microsoft.com/office/word/2015/wordml/symex" xmlns:wpg="http://schemas.microsoft.com/office/word/2010/wordprocessingGroup" xmlns:wpi="http://schemas.microsoft.com/office/word/2010/wordprocessingInk" xmlns:wne="http://schemas.microsoft.com/office/word/2006/wordml" xmlns:wps="http://schemas.microsoft.com/office/word/2010/wordprocessingShape" mc:Ignorable="w14 w15 w16se w16cid w16 w16cex w16sdtdh w16sdtfl w16du wp14">
-  <w:p>
-    <w:pPr>
-      <w:pStyle w:val="Header"/>
-    </w:pPr>
-  </w:p>
-</w:hdr>
-</file>
-
-<file path=word/header2.xml><?xml version="1.0" encoding="utf-8"?>
-<w:hdr xmlns:wpc="http://schemas.microsoft.com/office/word/2010/wordprocessingCanvas" xmlns:cx="http://schemas.microsoft.com/office/drawing/2014/chartex" xmlns:cx1="http://schemas.microsoft.com/office/drawing/2015/9/8/chartex" xmlns:cx2="http://schemas.microsoft.com/office/drawing/2015/10/21/chartex" xmlns:cx3="http://schemas.microsoft.com/office/drawing/2016/5/9/chartex" xmlns:cx4="http://schemas.microsoft.com/office/drawing/2016/5/10/chartex" xmlns:cx5="http://schemas.microsoft.com/office/drawing/2016/5/11/chartex" xmlns:cx6="http://schemas.microsoft.com/office/drawing/2016/5/12/chartex" xmlns:cx7="http://schemas.microsoft.com/office/drawing/2016/5/13/chartex" xmlns:cx8="http://schemas.microsoft.com/office/drawing/2016/5/14/chartex" xmlns:mc="http://schemas.openxmlformats.org/markup-compatibility/2006" xmlns:aink="http://schemas.microsoft.com/office/drawing/2016/ink" xmlns:am3d="http://schemas.microsoft.com/office/drawing/2017/model3d" xmlns:o="urn:schemas-microsoft-com:office:office" xmlns:oel="http://schemas.microsoft.com/office/2019/extlst" xmlns:r="http://schemas.openxmlformats.org/officeDocument/2006/relationships" xmlns:m="http://schemas.openxmlformats.org/officeDocument/2006/math" xmlns:v="urn:schemas-microsoft-com:vml" xmlns:wp14="http://schemas.microsoft.com/office/word/2010/wordprocessingDrawing" xmlns:wp="http://schemas.openxmlformats.org/drawingml/2006/wordprocessingDrawing" xmlns:w10="urn:schemas-microsoft-com:office:word" xmlns:w="http://schemas.openxmlformats.org/wordprocessingml/2006/main" xmlns:w14="http://schemas.microsoft.com/office/word/2010/wordml" xmlns:w15="http://schemas.microsoft.com/office/word/2012/wordml" xmlns:w16cex="http://schemas.microsoft.com/office/word/2018/wordml/cex" xmlns:w16cid="http://schemas.microsoft.com/office/word/2016/wordml/cid" xmlns:w16="http://schemas.microsoft.com/office/word/2018/wordml" xmlns:w16du="http://schemas.microsoft.com/office/word/2023/wordml/word16du" xmlns:w16sdtdh="http://schemas.microsoft.com/office/word/2020/wordml/sdtdatahash" xmlns:w16sdtfl="http://schemas.microsoft.com/office/word/2024/wordml/sdtformatlock" xmlns:w16se="http://schemas.microsoft.com/office/word/2015/wordml/symex" xmlns:wpg="http://schemas.microsoft.com/office/word/2010/wordprocessingGroup" xmlns:wpi="http://schemas.microsoft.com/office/word/2010/wordprocessingInk" xmlns:wne="http://schemas.microsoft.com/office/word/2006/wordml" xmlns:wps="http://schemas.microsoft.com/office/word/2010/wordprocessingShape" mc:Ignorable="w14 w15 w16se w16cid w16 w16cex w16sdtdh w16sdtfl w16du wp14">
-  <w:p>
-    <w:pPr>
-      <w:pStyle w:val="Header"/>
-    </w:pPr>
-  </w:p>
-</w:hdr>
-</file>
-
-<file path=word/header3.xml><?xml version="1.0" encoding="utf-8"?>
-<w:hdr xmlns:wpc="http://schemas.microsoft.com/office/word/2010/wordprocessingCanvas" xmlns:cx="http://schemas.microsoft.com/office/drawing/2014/chartex" xmlns:cx1="http://schemas.microsoft.com/office/drawing/2015/9/8/chartex" xmlns:cx2="http://schemas.microsoft.com/office/drawing/2015/10/21/chartex" xmlns:cx3="http://schemas.microsoft.com/office/drawing/2016/5/9/chartex" xmlns:cx4="http://schemas.microsoft.com/office/drawing/2016/5/10/chartex" xmlns:cx5="http://schemas.microsoft.com/office/drawing/2016/5/11/chartex" xmlns:cx6="http://schemas.microsoft.com/office/drawing/2016/5/12/chartex" xmlns:cx7="http://schemas.microsoft.com/office/drawing/2016/5/13/chartex" xmlns:cx8="http://schemas.microsoft.com/office/drawing/2016/5/14/chartex" xmlns:mc="http://schemas.openxmlformats.org/markup-compatibility/2006" xmlns:aink="http://schemas.microsoft.com/office/drawing/2016/ink" xmlns:am3d="http://schemas.microsoft.com/office/drawing/2017/model3d" xmlns:o="urn:schemas-microsoft-com:office:office" xmlns:oel="http://schemas.microsoft.com/office/2019/extlst" xmlns:r="http://schemas.openxmlformats.org/officeDocument/2006/relationships" xmlns:m="http://schemas.openxmlformats.org/officeDocument/2006/math" xmlns:v="urn:schemas-microsoft-com:vml" xmlns:wp14="http://schemas.microsoft.com/office/word/2010/wordprocessingDrawing" xmlns:wp="http://schemas.openxmlformats.org/drawingml/2006/wordprocessingDrawing" xmlns:w10="urn:schemas-microsoft-com:office:word" xmlns:w="http://schemas.openxmlformats.org/wordprocessingml/2006/main" xmlns:w14="http://schemas.microsoft.com/office/word/2010/wordml" xmlns:w15="http://schemas.microsoft.com/office/word/2012/wordml" xmlns:w16cex="http://schemas.microsoft.com/office/word/2018/wordml/cex" xmlns:w16cid="http://schemas.microsoft.com/office/word/2016/wordml/cid" xmlns:w16="http://schemas.microsoft.com/office/word/2018/wordml" xmlns:w16du="http://schemas.microsoft.com/office/word/2023/wordml/word16du" xmlns:w16sdtdh="http://schemas.microsoft.com/office/word/2020/wordml/sdtdatahash" xmlns:w16sdtfl="http://schemas.microsoft.com/office/word/2024/wordml/sdtformatlock" xmlns:w16se="http://schemas.microsoft.com/office/word/2015/wordml/symex" xmlns:wpg="http://schemas.microsoft.com/office/word/2010/wordprocessingGroup" xmlns:wpi="http://schemas.microsoft.com/office/word/2010/wordprocessingInk" xmlns:wne="http://schemas.microsoft.com/office/word/2006/wordml" xmlns:wps="http://schemas.microsoft.com/office/word/2010/wordprocessingShape" mc:Ignorable="w14 w15 w16se w16cid w16 w16cex w16sdtdh w16sdtfl w16du wp14">
-  <w:p>
-    <w:pPr>
-      <w:pStyle w:val="Header"/>
-    </w:pPr>
-  </w:p>
-</w:hdr>
 </file>
 
 <file path=word/numbering.xml><?xml version="1.0" encoding="utf-8"?>
@@ -4313,6 +4283,14 @@
     <w:abstractNumId w:val="8"/>
   </w:num>
 </w:numbering>
+</file>
+
+<file path=word/people.xml><?xml version="1.0" encoding="utf-8"?>
+<w15:people xmlns:wpc="http://schemas.microsoft.com/office/word/2010/wordprocessingCanvas" xmlns:cx="http://schemas.microsoft.com/office/drawing/2014/chartex" xmlns:cx1="http://schemas.microsoft.com/office/drawing/2015/9/8/chartex" xmlns:cx2="http://schemas.microsoft.com/office/drawing/2015/10/21/chartex" xmlns:cx3="http://schemas.microsoft.com/office/drawing/2016/5/9/chartex" xmlns:cx4="http://schemas.microsoft.com/office/drawing/2016/5/10/chartex" xmlns:cx5="http://schemas.microsoft.com/office/drawing/2016/5/11/chartex" xmlns:cx6="http://schemas.microsoft.com/office/drawing/2016/5/12/chartex" xmlns:cx7="http://schemas.microsoft.com/office/drawing/2016/5/13/chartex" xmlns:cx8="http://schemas.microsoft.com/office/drawing/2016/5/14/chartex" xmlns:mc="http://schemas.openxmlformats.org/markup-compatibility/2006" xmlns:aink="http://schemas.microsoft.com/office/drawing/2016/ink" xmlns:am3d="http://schemas.microsoft.com/office/drawing/2017/model3d" xmlns:o="urn:schemas-microsoft-com:office:office" xmlns:oel="http://schemas.microsoft.com/office/2019/extlst" xmlns:r="http://schemas.openxmlformats.org/officeDocument/2006/relationships" xmlns:m="http://schemas.openxmlformats.org/officeDocument/2006/math" xmlns:v="urn:schemas-microsoft-com:vml" xmlns:wp14="http://schemas.microsoft.com/office/word/2010/wordprocessingDrawing" xmlns:wp="http://schemas.openxmlformats.org/drawingml/2006/wordprocessingDrawing" xmlns:w10="urn:schemas-microsoft-com:office:word" xmlns:w="http://schemas.openxmlformats.org/wordprocessingml/2006/main" xmlns:w14="http://schemas.microsoft.com/office/word/2010/wordml" xmlns:w15="http://schemas.microsoft.com/office/word/2012/wordml" xmlns:w16cex="http://schemas.microsoft.com/office/word/2018/wordml/cex" xmlns:w16cid="http://schemas.microsoft.com/office/word/2016/wordml/cid" xmlns:w16="http://schemas.microsoft.com/office/word/2018/wordml" xmlns:w16du="http://schemas.microsoft.com/office/word/2023/wordml/word16du" xmlns:w16sdtdh="http://schemas.microsoft.com/office/word/2020/wordml/sdtdatahash" xmlns:w16sdtfl="http://schemas.microsoft.com/office/word/2024/wordml/sdtformatlock" xmlns:w16se="http://schemas.microsoft.com/office/word/2015/wordml/symex" xmlns:wpg="http://schemas.microsoft.com/office/word/2010/wordprocessingGroup" xmlns:wpi="http://schemas.microsoft.com/office/word/2010/wordprocessingInk" xmlns:wne="http://schemas.microsoft.com/office/word/2006/wordml" xmlns:wps="http://schemas.microsoft.com/office/word/2010/wordprocessingShape" mc:Ignorable="w14 w15 w16se w16cid w16 w16cex w16sdtdh w16sdtfl w16du wp14">
+  <w15:person w15:author="Kit">
+    <w15:presenceInfo w15:providerId="None" w15:userId="Kit"/>
+  </w15:person>
+</w15:people>
 </file>
 
 <file path=word/styles.xml><?xml version="1.0" encoding="utf-8"?>
@@ -5314,16 +5292,25 @@
 </file>
 
 <file path=customXml/item1.xml><?xml version="1.0" encoding="utf-8"?>
+<b:Sources xmlns:b="http://schemas.openxmlformats.org/officeDocument/2006/bibliography" xmlns="http://schemas.openxmlformats.org/officeDocument/2006/bibliography" SelectedStyle="\APASixthEditionOfficeOnline.xsl" StyleName="APA" Version="6"/>
+</file>
+
+<file path=customXml/item2.xml><?xml version="1.0" encoding="utf-8"?>
 <p:properties xmlns:p="http://schemas.microsoft.com/office/2006/metadata/properties" xmlns:xsi="http://www.w3.org/2001/XMLSchema-instance" xmlns:pc="http://schemas.microsoft.com/office/infopath/2007/PartnerControls">
   <documentManagement/>
 </p:properties>
 </file>
 
-<file path=customXml/item2.xml><?xml version="1.0" encoding="utf-8"?>
-<b:Sources xmlns:b="http://schemas.openxmlformats.org/officeDocument/2006/bibliography" xmlns="http://schemas.openxmlformats.org/officeDocument/2006/bibliography" SelectedStyle="\APASixthEditionOfficeOnline.xsl" StyleName="APA" Version="6"/>
+<file path=customXml/item3.xml><?xml version="1.0" encoding="utf-8"?>
+<?mso-contentType ?>
+<FormTemplates xmlns="http://schemas.microsoft.com/sharepoint/v3/contenttype/forms">
+  <Display>DocumentLibraryForm</Display>
+  <Edit>DocumentLibraryForm</Edit>
+  <New>DocumentLibraryForm</New>
+</FormTemplates>
 </file>
 
-<file path=customXml/item3.xml><?xml version="1.0" encoding="utf-8"?>
+<file path=customXml/item4.xml><?xml version="1.0" encoding="utf-8"?>
 <ct:contentTypeSchema xmlns:ct="http://schemas.microsoft.com/office/2006/metadata/contentType" xmlns:ma="http://schemas.microsoft.com/office/2006/metadata/properties/metaAttributes" ct:_="" ma:_="" ma:contentTypeName="Document" ma:contentTypeID="0x010100BF15F1AD4106EC47A6386F9423B7CC06" ma:contentTypeVersion="7" ma:contentTypeDescription="Create a new document." ma:contentTypeScope="" ma:versionID="8ba8941aaab9a9d3c64288f381a464e5">
   <xsd:schema xmlns:xsd="http://www.w3.org/2001/XMLSchema" xmlns:xs="http://www.w3.org/2001/XMLSchema" xmlns:p="http://schemas.microsoft.com/office/2006/metadata/properties" xmlns:ns2="1f8a545e-bb61-47d5-94f9-5e91bc909eff" targetNamespace="http://schemas.microsoft.com/office/2006/metadata/properties" ma:root="true" ma:fieldsID="8c20d54644908310216f7771a7649a8d" ns2:_="">
     <xsd:import namespace="1f8a545e-bb61-47d5-94f9-5e91bc909eff"/>
@@ -5485,16 +5472,15 @@
 </ct:contentTypeSchema>
 </file>
 
-<file path=customXml/item4.xml><?xml version="1.0" encoding="utf-8"?>
-<?mso-contentType ?>
-<FormTemplates xmlns="http://schemas.microsoft.com/sharepoint/v3/contenttype/forms">
-  <Display>DocumentLibraryForm</Display>
-  <Edit>DocumentLibraryForm</Edit>
-  <New>DocumentLibraryForm</New>
-</FormTemplates>
+<file path=customXml/itemProps1.xml><?xml version="1.0" encoding="utf-8"?>
+<ds:datastoreItem xmlns:ds="http://schemas.openxmlformats.org/officeDocument/2006/customXml" ds:itemID="{5D46F5A2-4D7E-403D-8FF1-535B8C9ACB18}">
+  <ds:schemaRefs>
+    <ds:schemaRef ds:uri="http://schemas.openxmlformats.org/officeDocument/2006/bibliography"/>
+  </ds:schemaRefs>
+</ds:datastoreItem>
 </file>
 
-<file path=customXml/itemProps1.xml><?xml version="1.0" encoding="utf-8"?>
+<file path=customXml/itemProps2.xml><?xml version="1.0" encoding="utf-8"?>
 <ds:datastoreItem xmlns:ds="http://schemas.openxmlformats.org/officeDocument/2006/customXml" ds:itemID="{0478FF43-A5F5-4DD8-9915-3D2C078FE154}">
   <ds:schemaRefs>
     <ds:schemaRef ds:uri="http://schemas.microsoft.com/office/2006/metadata/properties"/>
@@ -5503,15 +5489,15 @@
 </ds:datastoreItem>
 </file>
 
-<file path=customXml/itemProps2.xml><?xml version="1.0" encoding="utf-8"?>
-<ds:datastoreItem xmlns:ds="http://schemas.openxmlformats.org/officeDocument/2006/customXml" ds:itemID="{5D46F5A2-4D7E-403D-8FF1-535B8C9ACB18}">
+<file path=customXml/itemProps3.xml><?xml version="1.0" encoding="utf-8"?>
+<ds:datastoreItem xmlns:ds="http://schemas.openxmlformats.org/officeDocument/2006/customXml" ds:itemID="{BD2166F6-550F-4B45-9E7E-2FDCC4166E1C}">
   <ds:schemaRefs>
-    <ds:schemaRef ds:uri="http://schemas.openxmlformats.org/officeDocument/2006/bibliography"/>
+    <ds:schemaRef ds:uri="http://schemas.microsoft.com/sharepoint/v3/contenttype/forms"/>
   </ds:schemaRefs>
 </ds:datastoreItem>
 </file>
 
-<file path=customXml/itemProps3.xml><?xml version="1.0" encoding="utf-8"?>
+<file path=customXml/itemProps4.xml><?xml version="1.0" encoding="utf-8"?>
 <ds:datastoreItem xmlns:ds="http://schemas.openxmlformats.org/officeDocument/2006/customXml" ds:itemID="{8341482D-4729-4392-85FA-D181A9B5EC54}">
   <ds:schemaRefs>
     <ds:schemaRef ds:uri="http://schemas.microsoft.com/office/2006/metadata/contentType"/>
@@ -5527,12 +5513,4 @@
     <ds:schemaRef ds:uri="http://schemas.microsoft.com/internal/obd"/>
   </ds:schemaRefs>
 </ds:datastoreItem>
-</file>
-
-<file path=customXml/itemProps4.xml><?xml version="1.0" encoding="utf-8"?>
-<ds:datastoreItem xmlns:ds="http://schemas.openxmlformats.org/officeDocument/2006/customXml" ds:itemID="{BD2166F6-550F-4B45-9E7E-2FDCC4166E1C}">
-  <ds:schemaRefs>
-    <ds:schemaRef ds:uri="http://schemas.microsoft.com/sharepoint/v3/contenttype/forms"/>
-  </ds:schemaRefs>
-</ds:datastoreItem>
 </file>